--- a/OS/Notes/Unit-1.docx
+++ b/OS/Notes/Unit-1.docx
@@ -6585,13 +6585,8 @@
               <w:spacing w:after="160" w:line="259" w:lineRule="auto"/>
             </w:pPr>
             <w:r>
-              <w:t xml:space="preserve">Deterministic </w:t>
-            </w:r>
-            <w:proofErr w:type="spellStart"/>
-            <w:r>
-              <w:t>behavior</w:t>
-            </w:r>
-            <w:proofErr w:type="spellEnd"/>
+              <w:t>Deterministic behavior</w:t>
+            </w:r>
           </w:p>
         </w:tc>
         <w:tc>
@@ -7210,13 +7205,8 @@
               <w:spacing w:after="160" w:line="259" w:lineRule="auto"/>
             </w:pPr>
             <w:r>
-              <w:t xml:space="preserve">Deterministic system </w:t>
-            </w:r>
-            <w:proofErr w:type="spellStart"/>
-            <w:r>
-              <w:t>behavior</w:t>
-            </w:r>
-            <w:proofErr w:type="spellEnd"/>
+              <w:t>Deterministic system behavior</w:t>
+            </w:r>
           </w:p>
         </w:tc>
         <w:tc>
@@ -7536,13 +7526,8 @@
               <w:cnfStyle w:val="000000100000" w:firstRow="0" w:lastRow="0" w:firstColumn="0" w:lastColumn="0" w:oddVBand="0" w:evenVBand="0" w:oddHBand="1" w:evenHBand="0" w:firstRowFirstColumn="0" w:firstRowLastColumn="0" w:lastRowFirstColumn="0" w:lastRowLastColumn="0"/>
             </w:pPr>
             <w:r>
-              <w:t xml:space="preserve">Aerospace and </w:t>
-            </w:r>
-            <w:proofErr w:type="spellStart"/>
-            <w:r>
-              <w:t>defense</w:t>
-            </w:r>
-            <w:proofErr w:type="spellEnd"/>
+              <w:t>Aerospace and defense</w:t>
+            </w:r>
           </w:p>
         </w:tc>
       </w:tr>
@@ -7592,11 +7577,9 @@
             <w:pPr>
               <w:spacing w:after="160" w:line="259" w:lineRule="auto"/>
             </w:pPr>
-            <w:proofErr w:type="spellStart"/>
             <w:r>
               <w:t>RTLinux</w:t>
             </w:r>
-            <w:proofErr w:type="spellEnd"/>
           </w:p>
         </w:tc>
         <w:tc>
@@ -7626,11 +7609,9 @@
             <w:pPr>
               <w:spacing w:after="160" w:line="259" w:lineRule="auto"/>
             </w:pPr>
-            <w:proofErr w:type="spellStart"/>
             <w:r>
               <w:t>FreeRTOS</w:t>
             </w:r>
-            <w:proofErr w:type="spellEnd"/>
           </w:p>
         </w:tc>
         <w:tc>
@@ -8858,21 +8839,8 @@
       </w:r>
       <w:r>
         <w:br/>
-        <w:t xml:space="preserve">Computer  </w:t>
-      </w:r>
-      <w:proofErr w:type="spellStart"/>
-      <w:r>
-        <w:t>Computer</w:t>
-      </w:r>
-      <w:proofErr w:type="spellEnd"/>
-      <w:r>
-        <w:t xml:space="preserve">  </w:t>
-      </w:r>
-      <w:proofErr w:type="spellStart"/>
-      <w:r>
-        <w:t>Computer</w:t>
-      </w:r>
-      <w:proofErr w:type="spellEnd"/>
+        <w:t>Computer  Computer  Computer</w:t>
+      </w:r>
     </w:p>
     <w:p/>
     <w:p>
@@ -12158,13 +12126,8 @@
               <w:spacing w:after="160" w:line="259" w:lineRule="auto"/>
               <w:cnfStyle w:val="000000000000" w:firstRow="0" w:lastRow="0" w:firstColumn="0" w:lastColumn="0" w:oddVBand="0" w:evenVBand="0" w:oddHBand="0" w:evenHBand="0" w:firstRowFirstColumn="0" w:firstRowLastColumn="0" w:lastRowFirstColumn="0" w:lastRowLastColumn="0"/>
             </w:pPr>
-            <w:proofErr w:type="spellStart"/>
-            <w:r>
-              <w:t>getpid</w:t>
-            </w:r>
-            <w:proofErr w:type="spellEnd"/>
-            <w:r>
-              <w:t>(), time()</w:t>
+            <w:r>
+              <w:t>getpid(), time()</w:t>
             </w:r>
           </w:p>
         </w:tc>
@@ -12531,39 +12494,15 @@
     </w:p>
     <w:p>
       <w:r>
-        <w:t xml:space="preserve">int </w:t>
-      </w:r>
-      <w:proofErr w:type="spellStart"/>
-      <w:r>
-        <w:t>fd</w:t>
-      </w:r>
-      <w:proofErr w:type="spellEnd"/>
-      <w:r>
-        <w:t xml:space="preserve"> = open("file.txt", O_RDONLY);</w:t>
+        <w:t>int fd = open("file.txt", O_RDONLY);</w:t>
       </w:r>
       <w:r>
         <w:br/>
-        <w:t>read(</w:t>
-      </w:r>
-      <w:proofErr w:type="spellStart"/>
-      <w:r>
-        <w:t>fd</w:t>
-      </w:r>
-      <w:proofErr w:type="spellEnd"/>
-      <w:r>
-        <w:t>, buffer, size);</w:t>
+        <w:t>read(fd, buffer, size);</w:t>
       </w:r>
       <w:r>
         <w:br/>
-        <w:t>close(</w:t>
-      </w:r>
-      <w:proofErr w:type="spellStart"/>
-      <w:r>
-        <w:t>fd</w:t>
-      </w:r>
-      <w:proofErr w:type="spellEnd"/>
-      <w:r>
-        <w:t>);</w:t>
+        <w:t>close(fd);</w:t>
       </w:r>
     </w:p>
     <w:p>
@@ -13098,15 +13037,7 @@
               <w:cnfStyle w:val="000000100000" w:firstRow="0" w:lastRow="0" w:firstColumn="0" w:lastColumn="0" w:oddVBand="0" w:evenVBand="0" w:oddHBand="1" w:evenHBand="0" w:firstRowFirstColumn="0" w:firstRowLastColumn="0" w:lastRowFirstColumn="0" w:lastRowLastColumn="0"/>
             </w:pPr>
             <w:r>
-              <w:t xml:space="preserve">read(), write(), </w:t>
-            </w:r>
-            <w:proofErr w:type="spellStart"/>
-            <w:r>
-              <w:t>ioctl</w:t>
-            </w:r>
-            <w:proofErr w:type="spellEnd"/>
-            <w:r>
-              <w:t>()</w:t>
+              <w:t>read(), write(), ioctl()</w:t>
             </w:r>
           </w:p>
         </w:tc>
@@ -13152,13 +13083,8 @@
               <w:spacing w:after="160" w:line="259" w:lineRule="auto"/>
               <w:cnfStyle w:val="000000000000" w:firstRow="0" w:lastRow="0" w:firstColumn="0" w:lastColumn="0" w:oddVBand="0" w:evenVBand="0" w:oddHBand="0" w:evenHBand="0" w:firstRowFirstColumn="0" w:firstRowLastColumn="0" w:lastRowFirstColumn="0" w:lastRowLastColumn="0"/>
             </w:pPr>
-            <w:proofErr w:type="spellStart"/>
-            <w:r>
-              <w:t>getpid</w:t>
-            </w:r>
-            <w:proofErr w:type="spellEnd"/>
-            <w:r>
-              <w:t>(), time(), alarm()</w:t>
+            <w:r>
+              <w:t>getpid(), time(), alarm()</w:t>
             </w:r>
           </w:p>
         </w:tc>
@@ -13208,23 +13134,7 @@
               <w:cnfStyle w:val="000000100000" w:firstRow="0" w:lastRow="0" w:firstColumn="0" w:lastColumn="0" w:oddVBand="0" w:evenVBand="0" w:oddHBand="1" w:evenHBand="0" w:firstRowFirstColumn="0" w:firstRowLastColumn="0" w:lastRowFirstColumn="0" w:lastRowLastColumn="0"/>
             </w:pPr>
             <w:r>
-              <w:t xml:space="preserve">pipe(), </w:t>
-            </w:r>
-            <w:proofErr w:type="spellStart"/>
-            <w:r>
-              <w:t>shmget</w:t>
-            </w:r>
-            <w:proofErr w:type="spellEnd"/>
-            <w:r>
-              <w:t xml:space="preserve">(), </w:t>
-            </w:r>
-            <w:proofErr w:type="spellStart"/>
-            <w:r>
-              <w:t>msgsnd</w:t>
-            </w:r>
-            <w:proofErr w:type="spellEnd"/>
-            <w:r>
-              <w:t>()</w:t>
+              <w:t>pipe(), shmget(), msgsnd()</w:t>
             </w:r>
           </w:p>
         </w:tc>
@@ -13270,21 +13180,8 @@
               <w:spacing w:after="160" w:line="259" w:lineRule="auto"/>
               <w:cnfStyle w:val="000000000000" w:firstRow="0" w:lastRow="0" w:firstColumn="0" w:lastColumn="0" w:oddVBand="0" w:evenVBand="0" w:oddHBand="0" w:evenHBand="0" w:firstRowFirstColumn="0" w:firstRowLastColumn="0" w:lastRowFirstColumn="0" w:lastRowLastColumn="0"/>
             </w:pPr>
-            <w:proofErr w:type="spellStart"/>
-            <w:r>
-              <w:t>chmod</w:t>
-            </w:r>
-            <w:proofErr w:type="spellEnd"/>
-            <w:r>
-              <w:t xml:space="preserve">(), </w:t>
-            </w:r>
-            <w:proofErr w:type="spellStart"/>
-            <w:r>
-              <w:t>chown</w:t>
-            </w:r>
-            <w:proofErr w:type="spellEnd"/>
-            <w:r>
-              <w:t>()</w:t>
+            <w:r>
+              <w:t>chmod(), chown()</w:t>
             </w:r>
           </w:p>
         </w:tc>
@@ -13693,13 +13590,8 @@
       </w:r>
     </w:p>
     <w:p>
-      <w:proofErr w:type="spellStart"/>
-      <w:r>
-        <w:t>ioctl</w:t>
-      </w:r>
-      <w:proofErr w:type="spellEnd"/>
-      <w:r>
-        <w:t>()</w:t>
+      <w:r>
+        <w:t>ioctl()</w:t>
       </w:r>
     </w:p>
     <w:p>
@@ -13783,13 +13675,8 @@
       </w:r>
     </w:p>
     <w:p>
-      <w:proofErr w:type="spellStart"/>
-      <w:r>
-        <w:t>getpid</w:t>
-      </w:r>
-      <w:proofErr w:type="spellEnd"/>
-      <w:r>
-        <w:t>()</w:t>
+      <w:r>
+        <w:t>getpid()</w:t>
       </w:r>
     </w:p>
     <w:p>
@@ -13798,13 +13685,8 @@
       </w:r>
     </w:p>
     <w:p>
-      <w:proofErr w:type="spellStart"/>
-      <w:r>
-        <w:t>uname</w:t>
-      </w:r>
-      <w:proofErr w:type="spellEnd"/>
-      <w:r>
-        <w:t>()</w:t>
+      <w:r>
+        <w:t>uname()</w:t>
       </w:r>
     </w:p>
     <w:p>
@@ -13893,23 +13775,13 @@
       </w:r>
     </w:p>
     <w:p>
-      <w:proofErr w:type="spellStart"/>
-      <w:r>
-        <w:t>msgsnd</w:t>
-      </w:r>
-      <w:proofErr w:type="spellEnd"/>
-      <w:r>
-        <w:t>()</w:t>
-      </w:r>
-    </w:p>
-    <w:p>
-      <w:proofErr w:type="spellStart"/>
-      <w:r>
-        <w:t>shmget</w:t>
-      </w:r>
-      <w:proofErr w:type="spellEnd"/>
-      <w:r>
-        <w:t>()</w:t>
+      <w:r>
+        <w:t>msgsnd()</w:t>
+      </w:r>
+    </w:p>
+    <w:p>
+      <w:r>
+        <w:t>shmget()</w:t>
       </w:r>
     </w:p>
     <w:p>
@@ -13999,23 +13871,13 @@
       </w:r>
     </w:p>
     <w:p>
-      <w:proofErr w:type="spellStart"/>
-      <w:r>
-        <w:t>chmod</w:t>
-      </w:r>
-      <w:proofErr w:type="spellEnd"/>
-      <w:r>
-        <w:t>()</w:t>
-      </w:r>
-    </w:p>
-    <w:p>
-      <w:proofErr w:type="spellStart"/>
-      <w:r>
-        <w:t>chown</w:t>
-      </w:r>
-      <w:proofErr w:type="spellEnd"/>
-      <w:r>
-        <w:t>()</w:t>
+      <w:r>
+        <w:t>chmod()</w:t>
+      </w:r>
+    </w:p>
+    <w:p>
+      <w:r>
+        <w:t>chown()</w:t>
       </w:r>
     </w:p>
     <w:p>
@@ -15035,13 +14897,7 @@
     </w:p>
     <w:p>
       <w:r>
-        <w:t>Layer 3 – Dev</w:t>
-      </w:r>
-      <w:r>
-        <w:t xml:space="preserve"> </w:t>
-      </w:r>
-      <w:r>
-        <w:t>ice Management</w:t>
+        <w:t>Layer 3 – Device Management</w:t>
       </w:r>
     </w:p>
     <w:p>
@@ -17730,8 +17586,13 @@
         </w:rPr>
         <w:t>1. Windows</w:t>
       </w:r>
-    </w:p>
-    <w:p>
+      <w:r>
+        <w:rPr>
+          <w:b/>
+          <w:bCs/>
+        </w:rPr>
+        <w:t xml:space="preserve">: </w:t>
+      </w:r>
       <w:r>
         <w:t xml:space="preserve">Windows is a </w:t>
       </w:r>
@@ -17748,7 +17609,6 @@
     </w:p>
     <w:p>
       <w:r>
-        <w:lastRenderedPageBreak/>
         <w:t>Features:</w:t>
       </w:r>
     </w:p>
@@ -17760,6 +17620,7 @@
         </w:numPr>
       </w:pPr>
       <w:r>
+        <w:lastRenderedPageBreak/>
         <w:t>User-friendly interface</w:t>
       </w:r>
     </w:p>
@@ -17833,8 +17694,13 @@
         </w:rPr>
         <w:t>2. Linux</w:t>
       </w:r>
-    </w:p>
-    <w:p>
+      <w:r>
+        <w:rPr>
+          <w:b/>
+          <w:bCs/>
+        </w:rPr>
+        <w:t xml:space="preserve">: </w:t>
+      </w:r>
       <w:r>
         <w:t xml:space="preserve">Linux is an </w:t>
       </w:r>
@@ -17957,8 +17823,13 @@
         </w:rPr>
         <w:t>3. UNIX</w:t>
       </w:r>
-    </w:p>
-    <w:p>
+      <w:r>
+        <w:rPr>
+          <w:b/>
+          <w:bCs/>
+        </w:rPr>
+        <w:t xml:space="preserve">: </w:t>
+      </w:r>
       <w:r>
         <w:t xml:space="preserve">UNIX is a </w:t>
       </w:r>
@@ -18068,11 +17939,15 @@
           <w:b/>
           <w:bCs/>
         </w:rPr>
-        <w:lastRenderedPageBreak/>
         <w:t>4. macOS</w:t>
       </w:r>
-    </w:p>
-    <w:p>
+      <w:r>
+        <w:rPr>
+          <w:b/>
+          <w:bCs/>
+        </w:rPr>
+        <w:t xml:space="preserve">: </w:t>
+      </w:r>
       <w:r>
         <w:t xml:space="preserve">macOS is the operating system developed by Apple for </w:t>
       </w:r>
@@ -18111,6 +17986,7 @@
         </w:numPr>
       </w:pPr>
       <w:r>
+        <w:lastRenderedPageBreak/>
         <w:t>Graphical interface</w:t>
       </w:r>
     </w:p>
@@ -18146,8 +18022,13 @@
         </w:rPr>
         <w:t>5. Android</w:t>
       </w:r>
-    </w:p>
-    <w:p>
+      <w:r>
+        <w:rPr>
+          <w:b/>
+          <w:bCs/>
+        </w:rPr>
+        <w:t xml:space="preserve">: </w:t>
+      </w:r>
       <w:r>
         <w:t xml:space="preserve">Android is a </w:t>
       </w:r>
@@ -18221,8 +18102,13 @@
         </w:rPr>
         <w:t>6. iOS</w:t>
       </w:r>
-    </w:p>
-    <w:p>
+      <w:r>
+        <w:rPr>
+          <w:b/>
+          <w:bCs/>
+        </w:rPr>
+        <w:t xml:space="preserve">: </w:t>
+      </w:r>
       <w:r>
         <w:t xml:space="preserve">iOS is Apple's </w:t>
       </w:r>
@@ -18471,13 +18357,8 @@
               <w:cnfStyle w:val="000000000000" w:firstRow="0" w:lastRow="0" w:firstColumn="0" w:lastColumn="0" w:oddVBand="0" w:evenVBand="0" w:oddHBand="0" w:evenHBand="0" w:firstRowFirstColumn="0" w:firstRowLastColumn="0" w:lastRowFirstColumn="0" w:lastRowLastColumn="0"/>
             </w:pPr>
             <w:r>
-              <w:t xml:space="preserve">RTOS, </w:t>
-            </w:r>
-            <w:proofErr w:type="spellStart"/>
-            <w:r>
-              <w:t>FreeRTOS</w:t>
-            </w:r>
-            <w:proofErr w:type="spellEnd"/>
+              <w:t>RTOS, FreeRTOS</w:t>
+            </w:r>
           </w:p>
         </w:tc>
       </w:tr>
@@ -18511,7 +18392,6 @@
         </w:pBdr>
       </w:pPr>
       <w:r>
-        <w:lastRenderedPageBreak/>
         <w:t>Examples of operating systems include Windows, Linux, UNIX, macOS, Android, and iOS, each designed for different computing environments such as personal computers, servers, and mobile devices.</w:t>
       </w:r>
     </w:p>
@@ -18600,6 +18480,7 @@
         </w:numPr>
       </w:pPr>
       <w:r>
+        <w:lastRenderedPageBreak/>
         <w:t>Input/Output Devices</w:t>
       </w:r>
     </w:p>
@@ -18916,11 +18797,15 @@
           <w:b/>
           <w:bCs/>
         </w:rPr>
-        <w:lastRenderedPageBreak/>
         <w:t>1. CPU (Central Processing Unit)</w:t>
       </w:r>
-    </w:p>
-    <w:p>
+      <w:r>
+        <w:rPr>
+          <w:b/>
+          <w:bCs/>
+        </w:rPr>
+        <w:t>:</w:t>
+      </w:r>
       <w:r>
         <w:t xml:space="preserve">The CPU is the </w:t>
       </w:r>
@@ -19101,6 +18986,7 @@
         </w:numPr>
       </w:pPr>
       <w:r>
+        <w:lastRenderedPageBreak/>
         <w:t>Fetch instructions from memory</w:t>
       </w:r>
     </w:p>
@@ -19318,12 +19204,7 @@
     </w:tbl>
     <w:p>
       <w:r>
-        <w:t>Example:</w:t>
-      </w:r>
-    </w:p>
-    <w:p>
-      <w:r>
-        <w:t xml:space="preserve">When you open a program like a browser, it is loaded from disk into </w:t>
+        <w:t xml:space="preserve">Example:When you open a program like a browser, it is loaded from disk into </w:t>
       </w:r>
       <w:r>
         <w:rPr>
@@ -19357,8 +19238,13 @@
         </w:rPr>
         <w:t>3. Input / Output Devices</w:t>
       </w:r>
-    </w:p>
-    <w:p>
+      <w:r>
+        <w:rPr>
+          <w:b/>
+          <w:bCs/>
+        </w:rPr>
+        <w:t xml:space="preserve">: </w:t>
+      </w:r>
       <w:r>
         <w:t>I/O devices allow communication between the user and the computer.</w:t>
       </w:r>
@@ -19550,11 +19436,15 @@
           <w:b/>
           <w:bCs/>
         </w:rPr>
-        <w:lastRenderedPageBreak/>
         <w:t>4. Secondary Storage</w:t>
       </w:r>
-    </w:p>
-    <w:p>
+      <w:r>
+        <w:rPr>
+          <w:b/>
+          <w:bCs/>
+        </w:rPr>
+        <w:t xml:space="preserve">: </w:t>
+      </w:r>
       <w:r>
         <w:t>Secondary storage stores data permanently.</w:t>
       </w:r>
@@ -19705,6 +19595,7 @@
               <w:spacing w:after="160" w:line="259" w:lineRule="auto"/>
             </w:pPr>
             <w:r>
+              <w:lastRenderedPageBreak/>
               <w:t>Large capacity</w:t>
             </w:r>
           </w:p>
@@ -20054,7 +19945,6 @@
         </w:numPr>
       </w:pPr>
       <w:r>
-        <w:lastRenderedPageBreak/>
         <w:t>CPU executes instructions.</w:t>
       </w:r>
     </w:p>
@@ -20079,58 +19969,6 @@
       <w:r>
         <w:t>OS manages memory, CPU scheduling, and device access.</w:t>
       </w:r>
-    </w:p>
-    <w:p>
-      <w:r>
-        <w:t>Basic flow:</w:t>
-      </w:r>
-    </w:p>
-    <w:p>
-      <w:r>
-        <w:t>User</w:t>
-      </w:r>
-    </w:p>
-    <w:p>
-      <w:r>
-        <w:t xml:space="preserve"> ↓</w:t>
-      </w:r>
-    </w:p>
-    <w:p>
-      <w:r>
-        <w:t>Application Program</w:t>
-      </w:r>
-    </w:p>
-    <w:p>
-      <w:r>
-        <w:t xml:space="preserve"> ↓</w:t>
-      </w:r>
-    </w:p>
-    <w:p>
-      <w:r>
-        <w:t>Operating System</w:t>
-      </w:r>
-    </w:p>
-    <w:p>
-      <w:r>
-        <w:t xml:space="preserve"> ↓</w:t>
-      </w:r>
-    </w:p>
-    <w:p>
-      <w:r>
-        <w:t>CPU executes instructions</w:t>
-      </w:r>
-    </w:p>
-    <w:p>
-      <w:r>
-        <w:t xml:space="preserve"> ↓</w:t>
-      </w:r>
-    </w:p>
-    <w:p>
-      <w:r>
-        <w:t>Memory &amp; I/O devices used</w:t>
-      </w:r>
-    </w:p>
-    <w:p>
       <w:r>
         <w:pict w14:anchorId="5A76BC12">
           <v:rect id="_x0000_i1137" style="width:0;height:1.5pt" o:hralign="center" o:hrstd="t" o:hr="t" fillcolor="#a0a0a0" stroked="f"/>
@@ -20299,6 +20137,7 @@
               <w:spacing w:after="160" w:line="259" w:lineRule="auto"/>
             </w:pPr>
             <w:r>
+              <w:lastRenderedPageBreak/>
               <w:t>Device Management</w:t>
             </w:r>
           </w:p>
@@ -20390,122 +20229,6 @@
     <w:p>
       <w:r>
         <w:t>Without an OS, users would need to control hardware directly.</w:t>
-      </w:r>
-    </w:p>
-    <w:p>
-      <w:r>
-        <w:pict w14:anchorId="1819E977">
-          <v:rect id="_x0000_i1138" style="width:0;height:1.5pt" o:hralign="center" o:hrstd="t" o:hr="t" fillcolor="#a0a0a0" stroked="f"/>
-        </w:pict>
-      </w:r>
-    </w:p>
-    <w:p>
-      <w:pPr>
-        <w:rPr>
-          <w:b/>
-          <w:bCs/>
-        </w:rPr>
-      </w:pPr>
-      <w:r>
-        <w:rPr>
-          <w:b/>
-          <w:bCs/>
-        </w:rPr>
-        <w:t>6. Simple Diagram for Exam</w:t>
-      </w:r>
-    </w:p>
-    <w:p>
-      <w:r>
-        <w:t>You can draw this in exam:</w:t>
-      </w:r>
-    </w:p>
-    <w:p>
-      <w:r>
-        <w:t xml:space="preserve">              Users</w:t>
-      </w:r>
-    </w:p>
-    <w:p>
-      <w:r>
-        <w:t xml:space="preserve">                ↓</w:t>
-      </w:r>
-    </w:p>
-    <w:p>
-      <w:r>
-        <w:t xml:space="preserve">       Application Programs</w:t>
-      </w:r>
-    </w:p>
-    <w:p>
-      <w:r>
-        <w:t xml:space="preserve">                ↓</w:t>
-      </w:r>
-    </w:p>
-    <w:p>
-      <w:r>
-        <w:lastRenderedPageBreak/>
-        <w:t xml:space="preserve">          Operating System</w:t>
-      </w:r>
-    </w:p>
-    <w:p>
-      <w:r>
-        <w:t xml:space="preserve">                ↓</w:t>
-      </w:r>
-    </w:p>
-    <w:p>
-      <w:r>
-        <w:t>-------------------------------------</w:t>
-      </w:r>
-    </w:p>
-    <w:p>
-      <w:r>
-        <w:t>|      CPU      |   Main Memory      |</w:t>
-      </w:r>
-    </w:p>
-    <w:p>
-      <w:r>
-        <w:t>-------------------------------------</w:t>
-      </w:r>
-    </w:p>
-    <w:p>
-      <w:r>
-        <w:t xml:space="preserve">        ↓               </w:t>
-      </w:r>
-      <w:r>
-        <w:t xml:space="preserve">       </w:t>
-      </w:r>
-      <w:r>
-        <w:t xml:space="preserve"> ↓</w:t>
-      </w:r>
-    </w:p>
-    <w:p>
-      <w:r>
-        <w:t xml:space="preserve">     I/O Devices      Storage</w:t>
-      </w:r>
-    </w:p>
-    <w:p>
-      <w:r>
-        <w:pict w14:anchorId="351E356D">
-          <v:rect id="_x0000_i1139" style="width:0;height:1.5pt" o:hralign="center" o:hrstd="t" o:hr="t" fillcolor="#a0a0a0" stroked="f"/>
-        </w:pict>
-      </w:r>
-    </w:p>
-    <w:p>
-      <w:pPr>
-        <w:rPr>
-          <w:b/>
-          <w:bCs/>
-        </w:rPr>
-      </w:pPr>
-      <w:r>
-        <w:rPr>
-          <w:b/>
-          <w:bCs/>
-        </w:rPr>
-        <w:t>7. Short Exam Definition (2–3 Marks)</w:t>
-      </w:r>
-    </w:p>
-    <w:p>
-      <w:r>
-        <w:t>Computer System Structure refers to the organization of hardware components such as the CPU, main memory, input/output devices, and storage, and how they interact with the operating system to execute programs efficiently.</w:t>
       </w:r>
     </w:p>
     <w:p>
@@ -20701,7 +20424,6 @@
               <w:spacing w:after="160" w:line="259" w:lineRule="auto"/>
             </w:pPr>
             <w:r>
-              <w:lastRenderedPageBreak/>
               <w:t>Layer</w:t>
             </w:r>
           </w:p>
@@ -20911,6 +20633,7 @@
           <w:b/>
           <w:bCs/>
         </w:rPr>
+        <w:lastRenderedPageBreak/>
         <w:t>3. Interaction with CPU</w:t>
       </w:r>
     </w:p>
@@ -21383,42 +21106,42 @@
     </w:p>
     <w:p>
       <w:r>
+        <w:t>RAM</w:t>
+      </w:r>
+    </w:p>
+    <w:p>
+      <w:r>
+        <w:t>-----------------</w:t>
+      </w:r>
+    </w:p>
+    <w:p>
+      <w:r>
+        <w:t>Program A</w:t>
+      </w:r>
+    </w:p>
+    <w:p>
+      <w:r>
+        <w:t>Program B</w:t>
+      </w:r>
+    </w:p>
+    <w:p>
+      <w:r>
+        <w:t>Program C</w:t>
+      </w:r>
+    </w:p>
+    <w:p>
+      <w:r>
+        <w:t>-----------------</w:t>
+      </w:r>
+    </w:p>
+    <w:p>
+      <w:r>
+        <w:t>OS ensures programs do not overwrite each other's memory.</w:t>
+      </w:r>
+    </w:p>
+    <w:p>
+      <w:r>
         <w:lastRenderedPageBreak/>
-        <w:t>RAM</w:t>
-      </w:r>
-    </w:p>
-    <w:p>
-      <w:r>
-        <w:t>-----------------</w:t>
-      </w:r>
-    </w:p>
-    <w:p>
-      <w:r>
-        <w:t>Program A</w:t>
-      </w:r>
-    </w:p>
-    <w:p>
-      <w:r>
-        <w:t>Program B</w:t>
-      </w:r>
-    </w:p>
-    <w:p>
-      <w:r>
-        <w:t>Program C</w:t>
-      </w:r>
-    </w:p>
-    <w:p>
-      <w:r>
-        <w:t>-----------------</w:t>
-      </w:r>
-    </w:p>
-    <w:p>
-      <w:r>
-        <w:t>OS ensures programs do not overwrite each other's memory.</w:t>
-      </w:r>
-    </w:p>
-    <w:p>
-      <w:r>
         <w:pict w14:anchorId="15ABF5E2">
           <v:rect id="_x0000_i1144" style="width:0;height:1.5pt" o:hralign="center" o:hrstd="t" o:hr="t" fillcolor="#a0a0a0" stroked="f"/>
         </w:pict>
@@ -21702,8 +21425,9 @@
       <w:r>
         <w:t>Example:</w:t>
       </w:r>
-    </w:p>
-    <w:p>
+      <w:r>
+        <w:t xml:space="preserve"> </w:t>
+      </w:r>
       <w:r>
         <w:t>Application → OS → Printer Driver → Printer</w:t>
       </w:r>
@@ -21729,8 +21453,13 @@
         </w:rPr>
         <w:t>6. Interrupt Mechanism</w:t>
       </w:r>
-    </w:p>
-    <w:p>
+      <w:r>
+        <w:rPr>
+          <w:b/>
+          <w:bCs/>
+        </w:rPr>
+        <w:t xml:space="preserve">: </w:t>
+      </w:r>
       <w:r>
         <w:t xml:space="preserve">Hardware devices communicate with the OS using </w:t>
       </w:r>
@@ -21796,52 +21525,52 @@
         </w:numPr>
       </w:pPr>
       <w:r>
+        <w:t>OS handles the interrupt.</w:t>
+      </w:r>
+    </w:p>
+    <w:p>
+      <w:r>
+        <w:t>Basic flow:</w:t>
+      </w:r>
+    </w:p>
+    <w:p>
+      <w:r>
+        <w:t>Device</w:t>
+      </w:r>
+    </w:p>
+    <w:p>
+      <w:r>
+        <w:t xml:space="preserve"> ↓</w:t>
+      </w:r>
+    </w:p>
+    <w:p>
+      <w:r>
+        <w:t>Interrupt Signal</w:t>
+      </w:r>
+    </w:p>
+    <w:p>
+      <w:r>
+        <w:t xml:space="preserve"> ↓</w:t>
+      </w:r>
+    </w:p>
+    <w:p>
+      <w:r>
+        <w:t>CPU</w:t>
+      </w:r>
+    </w:p>
+    <w:p>
+      <w:r>
+        <w:t xml:space="preserve"> ↓</w:t>
+      </w:r>
+    </w:p>
+    <w:p>
+      <w:r>
+        <w:t>Operating System</w:t>
+      </w:r>
+    </w:p>
+    <w:p>
+      <w:r>
         <w:lastRenderedPageBreak/>
-        <w:t>OS handles the interrupt.</w:t>
-      </w:r>
-    </w:p>
-    <w:p>
-      <w:r>
-        <w:t>Basic flow:</w:t>
-      </w:r>
-    </w:p>
-    <w:p>
-      <w:r>
-        <w:t>Device</w:t>
-      </w:r>
-    </w:p>
-    <w:p>
-      <w:r>
-        <w:t xml:space="preserve"> ↓</w:t>
-      </w:r>
-    </w:p>
-    <w:p>
-      <w:r>
-        <w:t>Interrupt Signal</w:t>
-      </w:r>
-    </w:p>
-    <w:p>
-      <w:r>
-        <w:t xml:space="preserve"> ↓</w:t>
-      </w:r>
-    </w:p>
-    <w:p>
-      <w:r>
-        <w:t>CPU</w:t>
-      </w:r>
-    </w:p>
-    <w:p>
-      <w:r>
-        <w:t xml:space="preserve"> ↓</w:t>
-      </w:r>
-    </w:p>
-    <w:p>
-      <w:r>
-        <w:t>Operating System</w:t>
-      </w:r>
-    </w:p>
-    <w:p>
-      <w:r>
         <w:t xml:space="preserve"> ↓</w:t>
       </w:r>
     </w:p>
@@ -22132,7 +21861,6 @@
               <w:spacing w:after="160" w:line="259" w:lineRule="auto"/>
             </w:pPr>
             <w:r>
-              <w:lastRenderedPageBreak/>
               <w:t>CPU</w:t>
             </w:r>
           </w:p>
@@ -22327,6 +22055,7 @@
     </w:p>
     <w:p>
       <w:r>
+        <w:lastRenderedPageBreak/>
         <w:t>Text Editor</w:t>
       </w:r>
     </w:p>
@@ -22444,52 +22173,52 @@
     </w:p>
     <w:p>
       <w:r>
+        <w:t>Operating System</w:t>
+      </w:r>
+    </w:p>
+    <w:p>
+      <w:r>
+        <w:t xml:space="preserve">      ↓</w:t>
+      </w:r>
+    </w:p>
+    <w:p>
+      <w:r>
+        <w:t>----------------------------------</w:t>
+      </w:r>
+    </w:p>
+    <w:p>
+      <w:r>
+        <w:t>CPU | Memory | I/O Devices | Disk</w:t>
+      </w:r>
+    </w:p>
+    <w:p>
+      <w:r>
+        <w:t>----------------------------------</w:t>
+      </w:r>
+    </w:p>
+    <w:p>
+      <w:pPr>
+        <w:rPr>
+          <w:b/>
+          <w:bCs/>
+        </w:rPr>
+      </w:pPr>
+      <w:r>
+        <w:rPr>
+          <w:b/>
+          <w:bCs/>
+        </w:rPr>
+        <w:t>11. Short Exam Answer (3–4 Marks)</w:t>
+      </w:r>
+    </w:p>
+    <w:p>
+      <w:r>
+        <w:t>Interaction of operating system with hardware architecture refers to the way the operating system communicates with and controls hardware components such as CPU, memory, and I/O devices. Applications request services through system calls, and the OS manages hardware resources using scheduling, memory management, device drivers, and interrupt handling to ensure efficient and secure system operation.</w:t>
+      </w:r>
+    </w:p>
+    <w:p>
+      <w:r>
         <w:lastRenderedPageBreak/>
-        <w:t>Operating System</w:t>
-      </w:r>
-    </w:p>
-    <w:p>
-      <w:r>
-        <w:t xml:space="preserve">      ↓</w:t>
-      </w:r>
-    </w:p>
-    <w:p>
-      <w:r>
-        <w:t>----------------------------------</w:t>
-      </w:r>
-    </w:p>
-    <w:p>
-      <w:r>
-        <w:t>CPU | Memory | I/O Devices | Disk</w:t>
-      </w:r>
-    </w:p>
-    <w:p>
-      <w:r>
-        <w:t>----------------------------------</w:t>
-      </w:r>
-    </w:p>
-    <w:p>
-      <w:pPr>
-        <w:rPr>
-          <w:b/>
-          <w:bCs/>
-        </w:rPr>
-      </w:pPr>
-      <w:r>
-        <w:rPr>
-          <w:b/>
-          <w:bCs/>
-        </w:rPr>
-        <w:t>11. Short Exam Answer (3–4 Marks)</w:t>
-      </w:r>
-    </w:p>
-    <w:p>
-      <w:r>
-        <w:t>Interaction of operating system with hardware architecture refers to the way the operating system communicates with and controls hardware components such as CPU, memory, and I/O devices. Applications request services through system calls, and the OS manages hardware resources using scheduling, memory management, device drivers, and interrupt handling to ensure efficient and secure system operation.</w:t>
-      </w:r>
-    </w:p>
-    <w:p>
-      <w:r>
         <w:pict w14:anchorId="219AFD7F">
           <v:rect id="_x0000_i1150" style="width:446.35pt;height:.5pt" o:hrpct="989" o:hralign="center" o:hrstd="t" o:hr="t" fillcolor="#a0a0a0" stroked="f"/>
         </w:pict>
@@ -22778,7 +22507,6 @@
         </w:tabs>
       </w:pPr>
       <w:r>
-        <w:lastRenderedPageBreak/>
         <w:t>Task C → waiting</w:t>
       </w:r>
     </w:p>
@@ -22888,6 +22616,7 @@
         </w:tabs>
       </w:pPr>
       <w:r>
+        <w:lastRenderedPageBreak/>
         <w:t>The CPU executes that task for a short time.</w:t>
       </w:r>
     </w:p>
@@ -23104,31 +22833,15 @@
           <w:b/>
           <w:bCs/>
         </w:rPr>
-        <w:t xml:space="preserve">1. </w:t>
-      </w:r>
-      <w:proofErr w:type="spellStart"/>
-      <w:r>
-        <w:rPr>
-          <w:b/>
-          <w:bCs/>
-        </w:rPr>
-        <w:t>Preemptive</w:t>
-      </w:r>
-      <w:proofErr w:type="spellEnd"/>
-      <w:r>
-        <w:rPr>
-          <w:b/>
-          <w:bCs/>
-        </w:rPr>
-        <w:t xml:space="preserve"> Multitasking</w:t>
-      </w:r>
-    </w:p>
-    <w:p>
-      <w:pPr>
-        <w:tabs>
-          <w:tab w:val="left" w:pos="1460"/>
-        </w:tabs>
-      </w:pPr>
+        <w:t>1. Preemptive Multitasking</w:t>
+      </w:r>
+      <w:r>
+        <w:rPr>
+          <w:b/>
+          <w:bCs/>
+        </w:rPr>
+        <w:t xml:space="preserve">: </w:t>
+      </w:r>
       <w:r>
         <w:t xml:space="preserve">The operating system </w:t>
       </w:r>
@@ -23178,7 +22891,6 @@
         </w:tabs>
       </w:pPr>
       <w:r>
-        <w:lastRenderedPageBreak/>
         <w:t>Uses time slices</w:t>
       </w:r>
     </w:p>
@@ -23277,13 +22989,13 @@
         </w:rPr>
         <w:t>2. Cooperative Multitasking</w:t>
       </w:r>
-    </w:p>
-    <w:p>
-      <w:pPr>
-        <w:tabs>
-          <w:tab w:val="left" w:pos="1460"/>
-        </w:tabs>
-      </w:pPr>
+      <w:r>
+        <w:rPr>
+          <w:b/>
+          <w:bCs/>
+        </w:rPr>
+        <w:t xml:space="preserve">: </w:t>
+      </w:r>
       <w:r>
         <w:t xml:space="preserve">A program continues running until it </w:t>
       </w:r>
@@ -23319,6 +23031,7 @@
         </w:tabs>
       </w:pPr>
       <w:r>
+        <w:lastRenderedPageBreak/>
         <w:t>Tasks decide when to release CPU</w:t>
       </w:r>
     </w:p>
@@ -23877,15 +23590,10 @@
       <w:r>
         <w:t>Example:</w:t>
       </w:r>
-    </w:p>
-    <w:p>
-      <w:pPr>
-        <w:tabs>
-          <w:tab w:val="left" w:pos="1460"/>
-        </w:tabs>
-      </w:pPr>
-      <w:r>
-        <w:lastRenderedPageBreak/>
+      <w:r>
+        <w:t xml:space="preserve"> </w:t>
+      </w:r>
+      <w:r>
         <w:t xml:space="preserve">You can </w:t>
       </w:r>
       <w:r>
@@ -24197,6 +23905,7 @@
               <w:spacing w:after="160" w:line="259" w:lineRule="auto"/>
             </w:pPr>
             <w:r>
+              <w:lastRenderedPageBreak/>
               <w:t>Operating System</w:t>
             </w:r>
           </w:p>
@@ -24799,7 +24508,6 @@
               <w:spacing w:after="160" w:line="259" w:lineRule="auto"/>
             </w:pPr>
             <w:r>
-              <w:lastRenderedPageBreak/>
               <w:t>Purpose</w:t>
             </w:r>
           </w:p>
@@ -24978,6 +24686,7 @@
         </w:tabs>
       </w:pPr>
       <w:r>
+        <w:lastRenderedPageBreak/>
         <w:t>Short exam definition:</w:t>
       </w:r>
       <w:r>
@@ -25233,7 +24942,6 @@
               <w:spacing w:after="160" w:line="259" w:lineRule="auto"/>
             </w:pPr>
             <w:r>
-              <w:lastRenderedPageBreak/>
               <w:t>Purpose</w:t>
             </w:r>
           </w:p>
@@ -25513,6 +25221,7 @@
         </w:tabs>
       </w:pPr>
       <w:r>
+        <w:lastRenderedPageBreak/>
         <w:t>Work is distributed among CPUs</w:t>
       </w:r>
     </w:p>
@@ -25772,7 +25481,6 @@
               <w:spacing w:after="160" w:line="259" w:lineRule="auto"/>
             </w:pPr>
             <w:r>
-              <w:lastRenderedPageBreak/>
               <w:t>Feature</w:t>
             </w:r>
           </w:p>
@@ -26171,6 +25879,7 @@
               <w:spacing w:after="160" w:line="259" w:lineRule="auto"/>
             </w:pPr>
             <w:r>
+              <w:lastRenderedPageBreak/>
               <w:t>Handles complex tasks</w:t>
             </w:r>
           </w:p>
@@ -26717,7 +26426,6 @@
               <w:spacing w:after="160" w:line="259" w:lineRule="auto"/>
             </w:pPr>
             <w:r>
-              <w:lastRenderedPageBreak/>
               <w:t>AIX</w:t>
             </w:r>
           </w:p>
@@ -26882,6 +26590,7 @@
         </w:tabs>
       </w:pPr>
       <w:r>
+        <w:lastRenderedPageBreak/>
         <w:t>A parallel operating system allows multiple processors to execute tasks simultaneously, improving system performance, reliability, and efficiency. It is widely used in high-performance computing systems and large-scale scientific applications.</w:t>
       </w:r>
     </w:p>
@@ -27242,7 +26951,6 @@
               <w:spacing w:after="160" w:line="259" w:lineRule="auto"/>
             </w:pPr>
             <w:r>
-              <w:lastRenderedPageBreak/>
               <w:t>Memory</w:t>
             </w:r>
           </w:p>
@@ -27504,6 +27212,7 @@
         </w:tabs>
       </w:pPr>
       <w:r>
+        <w:lastRenderedPageBreak/>
         <w:t>Example:</w:t>
       </w:r>
       <w:r>
@@ -27876,7 +27585,6 @@
         </w:tabs>
       </w:pPr>
       <w:r>
-        <w:lastRenderedPageBreak/>
         <w:t>Printer</w:t>
       </w:r>
     </w:p>
@@ -27932,7 +27640,9 @@
         <w:t>Example:</w:t>
       </w:r>
       <w:r>
-        <w:br/>
+        <w:t xml:space="preserve"> </w:t>
+      </w:r>
+      <w:r>
         <w:t xml:space="preserve">If two programs want to print, the OS </w:t>
       </w:r>
       <w:r>
@@ -27975,13 +27685,13 @@
         </w:rPr>
         <w:t>4. File Management</w:t>
       </w:r>
-    </w:p>
-    <w:p>
-      <w:pPr>
-        <w:tabs>
-          <w:tab w:val="left" w:pos="1460"/>
-        </w:tabs>
-      </w:pPr>
+      <w:r>
+        <w:rPr>
+          <w:b/>
+          <w:bCs/>
+        </w:rPr>
+        <w:t xml:space="preserve">: </w:t>
+      </w:r>
       <w:r>
         <w:t>The OS manages files stored in storage devices.</w:t>
       </w:r>
@@ -28059,10 +27769,13 @@
         </w:tabs>
       </w:pPr>
       <w:r>
+        <w:lastRenderedPageBreak/>
         <w:t>Example:</w:t>
       </w:r>
       <w:r>
-        <w:br/>
+        <w:t xml:space="preserve"> </w:t>
+      </w:r>
+      <w:r>
         <w:t>Saving a document in a folder.</w:t>
       </w:r>
     </w:p>
@@ -28434,7 +28147,6 @@
         </w:tabs>
       </w:pPr>
       <w:r>
-        <w:lastRenderedPageBreak/>
         <w:t>CPU | Memory | I/O Devices | Disk</w:t>
       </w:r>
     </w:p>
@@ -28746,6 +28458,7 @@
               <w:spacing w:after="160" w:line="259" w:lineRule="auto"/>
             </w:pPr>
             <w:r>
+              <w:lastRenderedPageBreak/>
               <w:t>Devices</w:t>
             </w:r>
           </w:p>
@@ -29026,7 +28739,6 @@
         </w:tabs>
       </w:pPr>
       <w:r>
-        <w:lastRenderedPageBreak/>
         <w:t>System Call Interface</w:t>
       </w:r>
     </w:p>
@@ -29288,6 +29000,7 @@
               <w:spacing w:after="160" w:line="259" w:lineRule="auto"/>
             </w:pPr>
             <w:r>
+              <w:lastRenderedPageBreak/>
               <w:t>Less modular</w:t>
             </w:r>
           </w:p>
@@ -29585,7 +29298,6 @@
         </w:tabs>
       </w:pPr>
       <w:r>
-        <w:lastRenderedPageBreak/>
         <w:pict w14:anchorId="13E207C1">
           <v:rect id="_x0000_i1185" style="width:0;height:1.5pt" o:hralign="center" o:hrstd="t" o:hr="t" fillcolor="#a0a0a0" stroked="f"/>
         </w:pict>
@@ -29715,13 +29427,8 @@
           <w:tab w:val="left" w:pos="1460"/>
         </w:tabs>
       </w:pPr>
-      <w:proofErr w:type="spellStart"/>
-      <w:r>
-        <w:t>Interprocess</w:t>
-      </w:r>
-      <w:proofErr w:type="spellEnd"/>
-      <w:r>
-        <w:t xml:space="preserve"> communication (IPC)</w:t>
+      <w:r>
+        <w:t>Interprocess communication (IPC)</w:t>
       </w:r>
     </w:p>
     <w:p>
@@ -29801,6 +29508,7 @@
         </w:tabs>
       </w:pPr>
       <w:r>
+        <w:lastRenderedPageBreak/>
         <w:t>(File system, Drivers, Network)</w:t>
       </w:r>
     </w:p>
@@ -30159,7 +29867,6 @@
         </w:tabs>
       </w:pPr>
       <w:r>
-        <w:lastRenderedPageBreak/>
         <w:t>Easier to maintain</w:t>
       </w:r>
     </w:p>
@@ -30392,6 +30099,7 @@
               <w:spacing w:after="160" w:line="259" w:lineRule="auto"/>
             </w:pPr>
             <w:r>
+              <w:lastRenderedPageBreak/>
               <w:t>Feature</w:t>
             </w:r>
           </w:p>
